--- a/project/templates/docx/bl_agreement_template.docx
+++ b/project/templates/docx/bl_agreement_template.docx
@@ -1035,7 +1035,7 @@
           <w:sz w:val="18"/>
           <w:szCs w:val="18"/>
         </w:rPr>
-        <w:t xml:space="preserve"> di Jalan </w:t>
+        <w:t xml:space="preserve"> di </w:t>
       </w:r>
       <w:r>
         <w:rPr>
@@ -1055,42 +1055,6 @@
         </w:rPr>
         <w:t xml:space="preserve">, </w:t>
       </w:r>
-      <w:proofErr w:type="spellStart"/>
-      <w:r>
-        <w:rPr>
-          <w:rFonts w:ascii="Calibri" w:hAnsi="Calibri" w:cs="Calibri"/>
-          <w:sz w:val="18"/>
-          <w:szCs w:val="18"/>
-        </w:rPr>
-        <w:t>Kelurahan</w:t>
-      </w:r>
-      <w:proofErr w:type="spellEnd"/>
-      <w:r>
-        <w:rPr>
-          <w:rFonts w:ascii="Calibri" w:hAnsi="Calibri" w:cs="Calibri"/>
-          <w:sz w:val="18"/>
-          <w:szCs w:val="18"/>
-        </w:rPr>
-        <w:t>/</w:t>
-      </w:r>
-      <w:proofErr w:type="spellStart"/>
-      <w:r>
-        <w:rPr>
-          <w:rFonts w:ascii="Calibri" w:hAnsi="Calibri" w:cs="Calibri"/>
-          <w:sz w:val="18"/>
-          <w:szCs w:val="18"/>
-        </w:rPr>
-        <w:t>Desa</w:t>
-      </w:r>
-      <w:proofErr w:type="spellEnd"/>
-      <w:r>
-        <w:rPr>
-          <w:rFonts w:ascii="Calibri" w:hAnsi="Calibri" w:cs="Calibri"/>
-          <w:sz w:val="18"/>
-          <w:szCs w:val="18"/>
-        </w:rPr>
-        <w:t xml:space="preserve"> </w:t>
-      </w:r>
       <w:r>
         <w:rPr>
           <w:rFonts w:ascii="Calibri" w:hAnsi="Calibri" w:cs="Calibri"/>
@@ -1118,24 +1082,6 @@
         </w:rPr>
         <w:t xml:space="preserve"> </w:t>
       </w:r>
-      <w:proofErr w:type="spellStart"/>
-      <w:r>
-        <w:rPr>
-          <w:rFonts w:ascii="Calibri" w:hAnsi="Calibri" w:cs="Calibri"/>
-          <w:sz w:val="18"/>
-          <w:szCs w:val="18"/>
-        </w:rPr>
-        <w:t>Kecamatan</w:t>
-      </w:r>
-      <w:proofErr w:type="spellEnd"/>
-      <w:r>
-        <w:rPr>
-          <w:rFonts w:ascii="Calibri" w:hAnsi="Calibri" w:cs="Calibri"/>
-          <w:sz w:val="18"/>
-          <w:szCs w:val="18"/>
-        </w:rPr>
-        <w:t xml:space="preserve"> </w:t>
-      </w:r>
       <w:r>
         <w:rPr>
           <w:rFonts w:ascii="Calibri" w:hAnsi="Calibri" w:cs="Calibri"/>
@@ -1161,7 +1107,7 @@
           <w:sz w:val="18"/>
           <w:szCs w:val="18"/>
         </w:rPr>
-        <w:t xml:space="preserve"> Kota </w:t>
+        <w:t xml:space="preserve"> </w:t>
       </w:r>
       <w:r>
         <w:rPr>
@@ -1190,23 +1136,13 @@
         </w:rPr>
         <w:t xml:space="preserve"> </w:t>
       </w:r>
-      <w:proofErr w:type="spellStart"/>
-      <w:r>
-        <w:rPr>
-          <w:rFonts w:ascii="Calibri" w:hAnsi="Calibri" w:cs="Calibri"/>
-          <w:sz w:val="18"/>
-          <w:szCs w:val="18"/>
-        </w:rPr>
-        <w:t>Provinsi</w:t>
-      </w:r>
-      <w:proofErr w:type="spellEnd"/>
-      <w:r>
-        <w:rPr>
-          <w:rFonts w:ascii="Calibri" w:hAnsi="Calibri" w:cs="Calibri"/>
-          <w:sz w:val="18"/>
-          <w:szCs w:val="18"/>
-        </w:rPr>
-        <w:t xml:space="preserve"> </w:t>
+      <w:r>
+        <w:rPr>
+          <w:rFonts w:ascii="Calibri" w:hAnsi="Calibri" w:cs="Calibri"/>
+          <w:sz w:val="18"/>
+          <w:szCs w:val="18"/>
+        </w:rPr>
+        <w:t xml:space="preserve">PROVINSI </w:t>
       </w:r>
       <w:r>
         <w:rPr>
@@ -2149,23 +2085,13 @@
         </w:rPr>
         <w:t xml:space="preserve"> di </w:t>
       </w:r>
-      <w:proofErr w:type="spellStart"/>
-      <w:r>
-        <w:rPr>
-          <w:rFonts w:ascii="Calibri" w:hAnsi="Calibri" w:cs="Calibri"/>
-          <w:sz w:val="18"/>
-          <w:szCs w:val="18"/>
-        </w:rPr>
-        <w:t>Provinsi</w:t>
-      </w:r>
-      <w:proofErr w:type="spellEnd"/>
-      <w:r>
-        <w:rPr>
-          <w:rFonts w:ascii="Calibri" w:hAnsi="Calibri" w:cs="Calibri"/>
-          <w:sz w:val="18"/>
-          <w:szCs w:val="18"/>
-        </w:rPr>
-        <w:t xml:space="preserve"> </w:t>
+      <w:r>
+        <w:rPr>
+          <w:rFonts w:ascii="Calibri" w:hAnsi="Calibri" w:cs="Calibri"/>
+          <w:sz w:val="18"/>
+          <w:szCs w:val="18"/>
+        </w:rPr>
+        <w:t xml:space="preserve">PROVINSI </w:t>
       </w:r>
       <w:r>
         <w:rPr>
@@ -2199,15 +2125,6 @@
           <w:rFonts w:ascii="Calibri" w:hAnsi="Calibri" w:cs="Calibri"/>
           <w:sz w:val="18"/>
           <w:szCs w:val="18"/>
-          <w:lang w:val="id-ID"/>
-        </w:rPr>
-        <w:t xml:space="preserve">Kota </w:t>
-      </w:r>
-      <w:r>
-        <w:rPr>
-          <w:rFonts w:ascii="Calibri" w:hAnsi="Calibri" w:cs="Calibri"/>
-          <w:sz w:val="18"/>
-          <w:szCs w:val="18"/>
           <w:highlight w:val="yellow"/>
           <w:lang w:val="id-ID"/>
         </w:rPr>
@@ -2221,24 +2138,6 @@
         </w:rPr>
         <w:t xml:space="preserve"> </w:t>
       </w:r>
-      <w:proofErr w:type="spellStart"/>
-      <w:r>
-        <w:rPr>
-          <w:rFonts w:ascii="Calibri" w:hAnsi="Calibri" w:cs="Calibri"/>
-          <w:sz w:val="18"/>
-          <w:szCs w:val="18"/>
-        </w:rPr>
-        <w:t>Kecamatan</w:t>
-      </w:r>
-      <w:proofErr w:type="spellEnd"/>
-      <w:r>
-        <w:rPr>
-          <w:rFonts w:ascii="Calibri" w:hAnsi="Calibri" w:cs="Calibri"/>
-          <w:sz w:val="18"/>
-          <w:szCs w:val="18"/>
-        </w:rPr>
-        <w:t xml:space="preserve"> </w:t>
-      </w:r>
       <w:r>
         <w:rPr>
           <w:rFonts w:ascii="Calibri" w:hAnsi="Calibri" w:cs="Calibri"/>
@@ -2264,36 +2163,8 @@
           <w:sz w:val="18"/>
           <w:szCs w:val="18"/>
         </w:rPr>
-        <w:t xml:space="preserve">, </w:t>
-      </w:r>
-      <w:proofErr w:type="spellStart"/>
-      <w:r>
-        <w:rPr>
-          <w:rFonts w:ascii="Calibri" w:hAnsi="Calibri" w:cs="Calibri"/>
-          <w:sz w:val="18"/>
-          <w:szCs w:val="18"/>
-        </w:rPr>
-        <w:t>Kelurahan</w:t>
-      </w:r>
-      <w:proofErr w:type="spellEnd"/>
-      <w:r>
-        <w:rPr>
-          <w:rFonts w:ascii="Calibri" w:hAnsi="Calibri" w:cs="Calibri"/>
-          <w:sz w:val="18"/>
-          <w:szCs w:val="18"/>
-        </w:rPr>
-        <w:t>/</w:t>
-      </w:r>
-      <w:proofErr w:type="spellStart"/>
-      <w:r>
-        <w:rPr>
-          <w:rFonts w:ascii="Calibri" w:hAnsi="Calibri" w:cs="Calibri"/>
-          <w:sz w:val="18"/>
-          <w:szCs w:val="18"/>
-        </w:rPr>
-        <w:t>Desa</w:t>
-      </w:r>
-      <w:proofErr w:type="spellEnd"/>
+        <w:t>,</w:t>
+      </w:r>
       <w:r>
         <w:rPr>
           <w:rFonts w:ascii="Calibri" w:hAnsi="Calibri" w:cs="Calibri"/>
@@ -9858,7 +9729,7 @@
           <w:szCs w:val="18"/>
           <w:lang w:val="en-ID"/>
         </w:rPr>
-        <w:t>upiah</w:t>
+        <w:t>UPIAH</w:t>
       </w:r>
       <w:r>
         <w:rPr>
@@ -12293,7 +12164,6 @@
         </w:rPr>
         <w:t xml:space="preserve"> </w:t>
       </w:r>
-      <w:proofErr w:type="spellStart"/>
       <w:r>
         <w:rPr>
           <w:rFonts w:ascii="Calibri" w:hAnsi="Calibri" w:cs="Calibri"/>
@@ -12314,9 +12184,8 @@
           <w:szCs w:val="18"/>
           <w:lang w:val="en-ID"/>
         </w:rPr>
-        <w:t>ersen</w:t>
-      </w:r>
-      <w:proofErr w:type="spellEnd"/>
+        <w:t>ERSEN</w:t>
+      </w:r>
       <w:r>
         <w:rPr>
           <w:rFonts w:ascii="Calibri" w:hAnsi="Calibri" w:cs="Calibri"/>
@@ -17069,7 +16938,15 @@
           <w:sz w:val="18"/>
           <w:szCs w:val="18"/>
         </w:rPr>
-        <w:t>upiah)</w:t>
+        <w:t>UPIAH</w:t>
+      </w:r>
+      <w:r>
+        <w:rPr>
+          <w:rFonts w:ascii="Calibri" w:hAnsi="Calibri" w:cs="Calibri"/>
+          <w:sz w:val="18"/>
+          <w:szCs w:val="18"/>
+        </w:rPr>
+        <w:t>)</w:t>
       </w:r>
       <w:r>
         <w:rPr>
@@ -17907,7 +17784,15 @@
           <w:sz w:val="18"/>
           <w:szCs w:val="18"/>
         </w:rPr>
-        <w:t>upiah)</w:t>
+        <w:t>UPIAH</w:t>
+      </w:r>
+      <w:r>
+        <w:rPr>
+          <w:rFonts w:ascii="Calibri" w:hAnsi="Calibri" w:cs="Calibri"/>
+          <w:sz w:val="18"/>
+          <w:szCs w:val="18"/>
+        </w:rPr>
+        <w:t>)</w:t>
       </w:r>
       <w:r>
         <w:rPr>
@@ -19854,7 +19739,25 @@
           <w:szCs w:val="18"/>
           <w:lang w:val="id-ID"/>
         </w:rPr>
-        <w:t>0.13%</w:t>
+        <w:t>0</w:t>
+      </w:r>
+      <w:r>
+        <w:rPr>
+          <w:rFonts w:ascii="Calibri" w:hAnsi="Calibri" w:cs="Calibri"/>
+          <w:sz w:val="18"/>
+          <w:szCs w:val="18"/>
+          <w:lang w:val="id-ID"/>
+        </w:rPr>
+        <w:t>,</w:t>
+      </w:r>
+      <w:r>
+        <w:rPr>
+          <w:rFonts w:ascii="Calibri" w:hAnsi="Calibri" w:cs="Calibri"/>
+          <w:sz w:val="18"/>
+          <w:szCs w:val="18"/>
+          <w:lang w:val="id-ID"/>
+        </w:rPr>
+        <w:t>13%</w:t>
       </w:r>
       <w:r>
         <w:rPr>
@@ -24675,7 +24578,16 @@
           <w:szCs w:val="18"/>
           <w:lang w:val="en-ID"/>
         </w:rPr>
-        <w:t>upiah)</w:t>
+        <w:t>UPIAH</w:t>
+      </w:r>
+      <w:r>
+        <w:rPr>
+          <w:rFonts w:asciiTheme="minorHAnsi" w:hAnsiTheme="minorHAnsi" w:cstheme="minorHAnsi"/>
+          <w:sz w:val="18"/>
+          <w:szCs w:val="18"/>
+          <w:lang w:val="en-ID"/>
+        </w:rPr>
+        <w:t>)</w:t>
       </w:r>
       <w:r>
         <w:rPr>
@@ -25863,7 +25775,7 @@
           <w:szCs w:val="18"/>
           <w:lang w:val="en-ID"/>
         </w:rPr>
-        <w:t>upiah</w:t>
+        <w:t>UPIAH</w:t>
       </w:r>
       <w:r>
         <w:rPr>
@@ -27155,7 +27067,7 @@
           <w:sz w:val="18"/>
           <w:szCs w:val="18"/>
         </w:rPr>
-        <w:t>upiah</w:t>
+        <w:t>UPIAH</w:t>
       </w:r>
       <w:r>
         <w:rPr>
@@ -28023,8 +27935,19 @@
           <w:szCs w:val="18"/>
           <w:lang w:val="nl-NL"/>
         </w:rPr>
-      </w:pPr>
-      <w:r>
+        <w:sectPr>
+          <w:footerReference w:type="default" r:id="rId8"/>
+          <w:pgSz w:w="11907" w:h="16840" w:code="9"/>
+          <w:pgMar w:top="709" w:right="1247" w:bottom="737" w:left="1304" w:header="680" w:footer="680" w:gutter="0"/>
+          <w:cols w:space="720"/>
+          <w:docGrid w:linePitch="360"/>
+        </w:sectPr>
+      </w:pPr>
+    </w:p>
+    <w:p>
+      <w:pPr>
+        <w:spacing w:line="240" w:lineRule="auto"/>
+        <w:jc w:val="center"/>
         <w:rPr>
           <w:rFonts w:ascii="Calibri" w:hAnsi="Calibri" w:cs="Calibri"/>
           <w:b/>
@@ -28032,6 +27955,16 @@
           <w:szCs w:val="18"/>
           <w:lang w:val="nl-NL"/>
         </w:rPr>
+      </w:pPr>
+      <w:r>
+        <w:rPr>
+          <w:rFonts w:ascii="Calibri" w:hAnsi="Calibri" w:cs="Calibri"/>
+          <w:b/>
+          <w:sz w:val="18"/>
+          <w:szCs w:val="18"/>
+          <w:lang w:val="nl-NL"/>
+        </w:rPr>
+        <w:lastRenderedPageBreak/>
         <w:t>Pasal 1</w:t>
       </w:r>
       <w:r>
@@ -28108,18 +28041,7 @@
           <w:szCs w:val="18"/>
           <w:lang w:val="it-IT"/>
         </w:rPr>
-        <w:t xml:space="preserve">sebagaimana </w:t>
-      </w:r>
-      <w:r>
-        <w:rPr>
-          <w:rFonts w:ascii="Calibri" w:hAnsi="Calibri" w:cs="Calibri"/>
-          <w:b w:val="0"/>
-          <w:sz w:val="18"/>
-          <w:szCs w:val="18"/>
-          <w:lang w:val="it-IT"/>
-        </w:rPr>
-        <w:lastRenderedPageBreak/>
-        <w:t>disebutkan pada pasal 11 Perjanjian Pembiayaan walaupun pembiayaan sebagaimana ditetapkan dalam Pasal 4 Perjanjian Pembiayaan belum berakhir, bila :</w:t>
+        <w:t>sebagaimana disebutkan pada pasal 11 Perjanjian Pembiayaan walaupun pembiayaan sebagaimana ditetapkan dalam Pasal 4 Perjanjian Pembiayaan belum berakhir, bila :</w:t>
       </w:r>
     </w:p>
     <w:p>
@@ -33124,17 +33046,6 @@
           <w:bCs w:val="0"/>
           <w:sz w:val="18"/>
           <w:szCs w:val="18"/>
-          <w:lang w:val="sv-SE"/>
-        </w:rPr>
-        <w:t xml:space="preserve">Jalan </w:t>
-      </w:r>
-      <w:r>
-        <w:rPr>
-          <w:rFonts w:ascii="Calibri" w:hAnsi="Calibri" w:cs="Calibri"/>
-          <w:b w:val="0"/>
-          <w:bCs w:val="0"/>
-          <w:sz w:val="18"/>
-          <w:szCs w:val="18"/>
           <w:highlight w:val="yellow"/>
           <w:lang w:val="en-ID"/>
         </w:rPr>
@@ -33190,17 +33101,6 @@
           <w:bCs w:val="0"/>
           <w:sz w:val="18"/>
           <w:szCs w:val="18"/>
-          <w:lang w:val="sv-SE"/>
-        </w:rPr>
-        <w:t xml:space="preserve">Kelurahan/Desa </w:t>
-      </w:r>
-      <w:r>
-        <w:rPr>
-          <w:rFonts w:ascii="Calibri" w:hAnsi="Calibri" w:cs="Calibri"/>
-          <w:b w:val="0"/>
-          <w:bCs w:val="0"/>
-          <w:sz w:val="18"/>
-          <w:szCs w:val="18"/>
           <w:highlight w:val="yellow"/>
           <w:lang w:val="en-ID"/>
         </w:rPr>
@@ -33242,17 +33142,6 @@
           <w:lang w:val="en-ID"/>
         </w:rPr>
         <w:t xml:space="preserve"> </w:t>
-      </w:r>
-      <w:r>
-        <w:rPr>
-          <w:rFonts w:ascii="Calibri" w:hAnsi="Calibri" w:cs="Calibri"/>
-          <w:b w:val="0"/>
-          <w:bCs w:val="0"/>
-          <w:sz w:val="18"/>
-          <w:szCs w:val="18"/>
-          <w:lang w:val="sv-SE"/>
-        </w:rPr>
-        <w:t xml:space="preserve">Kecamatan </w:t>
       </w:r>
       <w:r>
         <w:rPr>
@@ -33316,28 +33205,6 @@
           <w:bCs w:val="0"/>
           <w:sz w:val="18"/>
           <w:szCs w:val="18"/>
-          <w:lang w:val="sv-SE"/>
-        </w:rPr>
-        <w:t>Kota/Kab</w:t>
-      </w:r>
-      <w:r>
-        <w:rPr>
-          <w:rFonts w:ascii="Calibri" w:hAnsi="Calibri" w:cs="Calibri"/>
-          <w:b w:val="0"/>
-          <w:bCs w:val="0"/>
-          <w:sz w:val="18"/>
-          <w:szCs w:val="18"/>
-          <w:lang w:val="id-ID"/>
-        </w:rPr>
-        <w:t xml:space="preserve"> </w:t>
-      </w:r>
-      <w:r>
-        <w:rPr>
-          <w:rFonts w:ascii="Calibri" w:hAnsi="Calibri" w:cs="Calibri"/>
-          <w:b w:val="0"/>
-          <w:bCs w:val="0"/>
-          <w:sz w:val="18"/>
-          <w:szCs w:val="18"/>
           <w:highlight w:val="yellow"/>
           <w:lang w:val="en-ID"/>
         </w:rPr>
@@ -33486,7 +33353,6 @@
           <w:szCs w:val="18"/>
           <w:lang w:val="sv-SE"/>
         </w:rPr>
-        <w:lastRenderedPageBreak/>
         <w:t>Pasal 2</w:t>
       </w:r>
       <w:r>
@@ -35614,7 +35480,6 @@
       </w:pPr>
     </w:p>
     <w:sectPr>
-      <w:footerReference w:type="default" r:id="rId8"/>
       <w:pgSz w:w="11907" w:h="16840" w:code="9"/>
       <w:pgMar w:top="709" w:right="1247" w:bottom="737" w:left="1304" w:header="680" w:footer="680" w:gutter="0"/>
       <w:cols w:space="720"/>
